--- a/docs/neuropulse_brief_r3_superseded.docx
+++ b/docs/neuropulse_brief_r3_superseded.docx
@@ -1221,10 +1221,16 @@
                 <w:sz w:val="17"/>
                 <w:szCs w:val="17"/>
               </w:rPr>
-              <w:t xml:space="preserve">DEFINITION: Any record describing the user's biological state, cognitive function, therapeutic response, or health outcomes. Defining test: does this record tell us something about the person? If yes → UHDR.
-CONTENTS: EEG waveforms (all channels) · HRV time series · PPG optical signal · Neurofeedback performance scores · Session timestamps and duration · Protocol parameters used per session · Closed-loop adaptation events · PBM dose (J/cm²) per zone · User-entered symptom/outcome logs · Eye-open/closed state during sessions.
-ACCESS: User (always, unconditionally). Clinicians (per-element, per-use-case consent, time-limited, audited, revocable). Researchers (anonymised aggregate, separate IRB + explicit research consent). NeuroPulse: NEVER.
-STORAGE: On-device eMMC UHDR partition, AES-256 encrypted with user biometric-derived key. NeuroPulse does not hold decryption key. Optional E2E encrypted cloud backup (user-held key). Automatic incremental backup on USB-C connect.</w:t>
+              <w:t>DEFINITION: Any record describing the user's biological state, cognitive function, therapeutic response, or health outcomes. Defining test: does this record tell us something about the person? If yes → UHDR.</w:t>
+              <w:br/>
+              <w:br/>
+              <w:t>CONTENTS: EEG waveforms (all channels) · HRV time series · PPG optical signal · Neurofeedback performance scores · Session timestamps and duration · Protocol parameters used per session · Closed-loop adaptation events · PBM dose (J/cm²) per zone · User-entered symptom/outcome logs · Eye-open/closed state during sessions.</w:t>
+              <w:br/>
+              <w:br/>
+              <w:t>ACCESS: User (always, unconditionally). Clinicians (per-element, per-use-case consent, time-limited, audited, revocable). Researchers (anonymized aggregate, separate IRB + explicit research consent). NeuroPulse: NEVER.</w:t>
+              <w:br/>
+              <w:br/>
+              <w:t>STORAGE: On-device eMMC UHDR partition, AES-256 encrypted with user biometric-derived key. NeuroPulse does not hold decryption key. Optional E2E encrypted cloud backup (user-held key). Automatic incremental backup on USB-C connect.</w:t>
             </w:r>
           </w:p>
         </w:tc>
@@ -1357,8 +1363,10 @@
                 <w:sz w:val="17"/>
                 <w:szCs w:val="17"/>
               </w:rPr>
-              <w:t xml:space="preserve">When in doubt → classify as UHDR. Reclassification to SHDR requires positive demonstration of no user biology content.
-SPECIFIC RESOLUTIONS: Raw EEG impedance (reflects user scalp biology) → UHDR. Derived trend slope across sessions (reflects electrode tip condition only) → SHDR. Raw accelerometer during active sessions → UHDR. Impact events detected between sessions → SHDR. Raw ambient light values (reveal when/where user uses device) → UHDR. Cumulative UV exposure index (single dimensionless engineering number) → SHDR. Raw VNS contact impedance → UHDR. Contact resistance trend → SHDR. IR eye state during sessions → UHDR. Safety interlock log (device behaviour record) → SHDR.</w:t>
+              <w:t>When in doubt → classify as UHDR. Reclassification to SHDR requires positive demonstration of no user biology content.</w:t>
+              <w:br/>
+              <w:br/>
+              <w:t>SPECIFIC RESOLUTIONS: Raw EEG impedance (reflects user scalp biology) → UHDR. Derived trend slope across sessions (reflects electrode tip condition only) → SHDR. Raw accelerometer during active sessions → UHDR. Impact events detected between sessions → SHDR. Raw ambient light values (reveal when/where user uses device) → UHDR. Cumulative UV exposure index (single dimensionless engineering number) → SHDR. Raw VNS contact impedance → UHDR. Contact resistance trend → SHDR. IR eye state during sessions → UHDR. Safety interlock log (device behavior record) → SHDR.</w:t>
             </w:r>
           </w:p>
         </w:tc>
@@ -2162,7 +2170,7 @@
                 <w:sz w:val="17"/>
                 <w:szCs w:val="17"/>
               </w:rPr>
-              <w:t xml:space="preserve">IRB-approved minimum necessary set only · Anonymised output · k-anonymity ≥10 required · No individual identifiers</w:t>
+              <w:t>IRB-approved minimum necessary set only · Anonymized output · k-anonymity ≥10 required · No individual identifiers</w:t>
             </w:r>
           </w:p>
         </w:tc>
@@ -2773,7 +2781,7 @@
                 <w:sz w:val="17"/>
                 <w:szCs w:val="17"/>
               </w:rPr>
-              <w:t xml:space="preserve">Do you pre-approve all NeuroPulse-reviewed research uses of your anonymised data?</w:t>
+              <w:t>Do you pre-approve all NeuroPulse-reviewed research uses of your anonymized data?</w:t>
             </w:r>
           </w:p>
         </w:tc>
@@ -2804,7 +2812,7 @@
                 <w:sz w:val="17"/>
                 <w:szCs w:val="17"/>
               </w:rPr>
-              <w:t xml:space="preserve">Data included in all reviewed studies. STILL receives per-study engagement notifications (not consent requests — the patient is kept informed and can opt out per-study). Anonymisation standard: k≥10, no device/user ID, no sub-weekly timestamps, no sub-regional geography.</w:t>
+              <w:t>Data included in all reviewed studies. STILL receives per-study engagement notifications (not consent requests — the patient is kept informed and can opt out per-study). Anonymization standard: k≥10, no device/user ID, no sub-weekly timestamps, no sub-regional geography.</w:t>
             </w:r>
           </w:p>
         </w:tc>
@@ -4569,7 +4577,7 @@
                 <w:sz w:val="17"/>
                 <w:szCs w:val="17"/>
               </w:rPr>
-              <w:t xml:space="preserve">All T2: Pro Entry + TMS focal figure-8 coil hub · multi-patient dashboard · research mode · LSL streaming · scripting API · FHIR R4 EHR · anonymised session tag for clinical multi-patient · $1,800/yr service</w:t>
+              <w:t>All T2: Pro Entry + TMS focal figure-8 coil hub · multi-patient dashboard · research mode · LSL streaming · scripting API · FHIR R4 EHR · anonymized session tag for clinical multi-patient · $1,800/yr service</w:t>
             </w:r>
           </w:p>
         </w:tc>
@@ -4600,7 +4608,7 @@
                 <w:sz w:val="17"/>
                 <w:szCs w:val="17"/>
               </w:rPr>
-              <w:t xml:space="preserve">Academic medical centre, psychiatry clinic, neuromodulation research lab. Same-day loaner via service contract. Highest absolute gross margin.</w:t>
+              <w:t>Academic medical center, psychiatry clinic, neuromodulation research lab. Same-day loaner via service contract. Highest absolute gross margin.</w:t>
             </w:r>
           </w:p>
         </w:tc>
@@ -5044,7 +5052,7 @@
                 <w:sz w:val="17"/>
                 <w:szCs w:val="17"/>
               </w:rPr>
-              <w:t xml:space="preserve">Lens scratching from bag contents certain within first month without case. Moulded case includes headset form, lens support, probe dock, accessories tray. Doubles as shipping container.</w:t>
+              <w:t>Lens scratching from bag contents certain within first month without case. Molded case includes headset form, lens support, probe dock, accessories tray. Doubles as shipping container.</w:t>
             </w:r>
           </w:p>
         </w:tc>
@@ -5077,7 +5085,7 @@
                 <w:sz w:val="17"/>
                 <w:szCs w:val="17"/>
               </w:rPr>
-              <w:t xml:space="preserve">Intranasal probe hub dock (moulded)</w:t>
+              <w:t>Intranasal probe hub dock (molded)</w:t>
             </w:r>
           </w:p>
         </w:tc>
@@ -6304,7 +6312,7 @@
                 <w:sz w:val="17"/>
                 <w:szCs w:val="17"/>
               </w:rPr>
-              <w:t xml:space="preserve">Zone plugs (Shore 30A silicone, 5 colours, IP54). Port covers (TPE + steel disc + silicone fins). Lens rim guards (Shore 85A TPU, clear). Anchor posts moulded into shell at zero cost if specified before first cut.</w:t>
+              <w:t>Zone plugs (Shore 30A silicone, 5 colours, IP54). Port covers (TPE + steel disc + silicone fins). Lens rim guards (Shore 85A TPU, clear). Anchor posts molded into shell at zero cost if specified before first cut.</w:t>
             </w:r>
           </w:p>
         </w:tc>
@@ -7668,7 +7676,7 @@
                 <w:sz w:val="17"/>
                 <w:szCs w:val="17"/>
               </w:rPr>
-              <w:t xml:space="preserve">Year 1 — already engaged via S3 Rx programme. Anchor of entire network.</w:t>
+              <w:t>Year 1 — already engaged via S3 Rx program. Anchor of entire network.</w:t>
             </w:r>
           </w:p>
         </w:tc>
@@ -8935,7 +8943,7 @@
                 <w:sz w:val="17"/>
                 <w:szCs w:val="17"/>
               </w:rPr>
-              <w:t xml:space="preserve">Depression/PTSD category patients who contribute data and later wish to withdraw may not understand that already-anonymised data cannot be removed from an ongoing study. Withdrawal flow must disclose at per-project consent: 'Once your anonymised data is included in a study, individual withdrawal is not possible — future contributions can always be stopped.' Required by research ethics (Common Rule) and must appear in consent document before IRB approval of any study using this platform.</w:t>
+              <w:t>Depression/PTSD category patients who contribute data and later wish to withdraw may not understand that already-anonymized data cannot be removed from an ongoing study. Withdrawal flow must disclose at per-project consent: 'Once your anonymized data is included in a study, individual withdrawal is not possible — future contributions can always be stopped.' Required by research ethics (Common Rule) and must appear in consent document before IRB approval of any study using this platform.</w:t>
             </w:r>
           </w:p>
         </w:tc>
@@ -9395,7 +9403,7 @@
           <w:sz w:val="18"/>
           <w:szCs w:val="18"/>
         </w:rPr>
-        <w:t xml:space="preserve">Shell tooling: anchor posts for zone slot covers (5 positions, colour-coded) and accessory port covers (3 positions) — in headset shell tooling before first cut</w:t>
+        <w:t>Shell tooling: anchor posts for zone slot covers (5 positions, color-coded) and accessory port covers (3 positions) — in headset shell tooling before first cut</w:t>
       </w:r>
     </w:p>
     <w:p>
@@ -9452,7 +9460,7 @@
           <w:sz w:val="18"/>
           <w:szCs w:val="18"/>
         </w:rPr>
-        <w:t xml:space="preserve">Partner optician network engagement — contract for S3 Rx clip programme before device ships</w:t>
+        <w:t>Partner optician network engagement — contract for S3 Rx clip program before device ships</w:t>
       </w:r>
     </w:p>
     <w:p>
